--- a/docs/new-outreach-targets.docx
+++ b/docs/new-outreach-targets.docx
@@ -1593,7 +1593,7 @@
           <w:sz w:val="18"/>
           <w:szCs w:val="18"/>
         </w:rPr>
-        <w:t xml:space="preserve">Across the 100 largest US counties by housing stock, using NOAA Storm Events</w:t>
+        <w:t xml:space="preserve">Across the 100 most populous US counties, using NOAA Storm Events</w:t>
       </w:r>
     </w:p>
     <w:p>
@@ -2201,7 +2201,7 @@
           <w:sz w:val="18"/>
           <w:szCs w:val="18"/>
         </w:rPr>
-        <w:t xml:space="preserve">I have analysed the 100 largest US counties on three public federal sources -</w:t>
+        <w:t xml:space="preserve">I have analysed the 100 most populous US counties on three public federal sources -</w:t>
       </w:r>
     </w:p>
     <w:p>
@@ -2750,7 +2750,7 @@
           <w:sz w:val="18"/>
           <w:szCs w:val="18"/>
         </w:rPr>
-        <w:t xml:space="preserve">Of the 100 largest US counties by housing stock, only three have BOTH at</w:t>
+        <w:t xml:space="preserve">Of the 100 most populous US counties, only three have BOTH at</w:t>
       </w:r>
     </w:p>
     <w:p>
@@ -3313,7 +3313,7 @@
           <w:sz w:val="18"/>
           <w:szCs w:val="18"/>
         </w:rPr>
-        <w:t xml:space="preserve">what that weather is landing on. Of the 100 largest US counties by housing</w:t>
+        <w:t xml:space="preserve">what that weather is landing on. Of the 100 most populous US counties</w:t>
       </w:r>
     </w:p>
     <w:p>
@@ -3786,7 +3786,7 @@
           <w:sz w:val="18"/>
           <w:szCs w:val="18"/>
         </w:rPr>
-        <w:t xml:space="preserve">Of the 100 largest US counties by housing stock, exactly three have at least</w:t>
+        <w:t xml:space="preserve">Of the 100 most populous US counties, exactly three have at least</w:t>
       </w:r>
     </w:p>
     <w:p>
